--- a/CS 499 Module One Assignment.docx
+++ b/CS 499 Module One Assignment.docx
@@ -151,21 +151,12 @@
         </w:rPr>
         <w:t xml:space="preserve">Address </w:t>
       </w:r>
-      <w:proofErr w:type="gramStart"/>
-      <w:r>
-        <w:rPr>
-          <w:rStyle w:val="normaltextrun"/>
-          <w:rFonts w:ascii="Calibri" w:hAnsi="Calibri" w:cs="Calibri"/>
-        </w:rPr>
-        <w:t>all of</w:t>
-      </w:r>
-      <w:proofErr w:type="gramEnd"/>
-      <w:r>
-        <w:rPr>
-          <w:rStyle w:val="normaltextrun"/>
-          <w:rFonts w:ascii="Calibri" w:hAnsi="Calibri" w:cs="Calibri"/>
-        </w:rPr>
-        <w:t xml:space="preserve"> </w:t>
+      <w:r>
+        <w:rPr>
+          <w:rStyle w:val="normaltextrun"/>
+          <w:rFonts w:ascii="Calibri" w:hAnsi="Calibri" w:cs="Calibri"/>
+        </w:rPr>
+        <w:t xml:space="preserve">all of </w:t>
       </w:r>
       <w:r>
         <w:rPr>
@@ -231,6 +222,14 @@
         </w:rPr>
         <w:t>I have been at SNHU for about 3 years</w:t>
       </w:r>
+      <w:r>
+        <w:rPr>
+          <w:rFonts w:ascii="Calibri" w:hAnsi="Calibri" w:cs="Calibri"/>
+          <w:b/>
+          <w:bCs/>
+        </w:rPr>
+        <w:t>.</w:t>
+      </w:r>
     </w:p>
     <w:p>
       <w:pPr>
@@ -403,16 +402,14 @@
         </w:rPr>
         <w:t xml:space="preserve">I plan to pursue a job in software engineering.  When it comes to software </w:t>
       </w:r>
-      <w:proofErr w:type="gramStart"/>
-      <w:r>
-        <w:rPr>
-          <w:rFonts w:ascii="Calibri" w:hAnsi="Calibri" w:cs="Calibri"/>
-          <w:b/>
-          <w:bCs/>
-        </w:rPr>
-        <w:t>engineering</w:t>
-      </w:r>
-      <w:proofErr w:type="gramEnd"/>
+      <w:r>
+        <w:rPr>
+          <w:rFonts w:ascii="Calibri" w:hAnsi="Calibri" w:cs="Calibri"/>
+          <w:b/>
+          <w:bCs/>
+        </w:rPr>
+        <w:t>engineering,</w:t>
+      </w:r>
       <w:r>
         <w:rPr>
           <w:rFonts w:ascii="Calibri" w:hAnsi="Calibri" w:cs="Calibri"/>
@@ -471,17 +468,15 @@
           <w:bCs/>
         </w:rPr>
       </w:pPr>
-      <w:proofErr w:type="gramStart"/>
-      <w:r>
-        <w:rPr>
-          <w:rStyle w:val="normaltextrun"/>
-          <w:rFonts w:ascii="Calibri" w:hAnsi="Calibri" w:cs="Calibri"/>
-          <w:b/>
-          <w:bCs/>
-        </w:rPr>
-        <w:t>Overall</w:t>
-      </w:r>
-      <w:proofErr w:type="gramEnd"/>
+      <w:r>
+        <w:rPr>
+          <w:rStyle w:val="normaltextrun"/>
+          <w:rFonts w:ascii="Calibri" w:hAnsi="Calibri" w:cs="Calibri"/>
+          <w:b/>
+          <w:bCs/>
+        </w:rPr>
+        <w:t>Overall,</w:t>
+      </w:r>
       <w:r>
         <w:rPr>
           <w:rStyle w:val="normaltextrun"/>
@@ -906,6 +901,64 @@
         <w:pStyle w:val="paragraph"/>
         <w:suppressAutoHyphens/>
         <w:spacing w:before="0" w:beforeAutospacing="0" w:after="0" w:afterAutospacing="0"/>
+        <w:ind w:left="1080"/>
+        <w:contextualSpacing/>
+        <w:rPr>
+          <w:rStyle w:val="normaltextrun"/>
+          <w:rFonts w:ascii="Calibri" w:hAnsi="Calibri" w:cs="Calibri"/>
+          <w:sz w:val="22"/>
+          <w:szCs w:val="22"/>
+        </w:rPr>
+      </w:pPr>
+      <w:r>
+        <w:rPr>
+          <w:rStyle w:val="normaltextrun"/>
+          <w:rFonts w:ascii="Calibri" w:hAnsi="Calibri" w:cs="Calibri"/>
+          <w:sz w:val="22"/>
+          <w:szCs w:val="22"/>
+        </w:rPr>
+        <w:drawing>
+          <wp:inline distT="0" distB="0" distL="0" distR="0" wp14:anchorId="66EE9945" wp14:editId="3BEFE953">
+            <wp:extent cx="5943600" cy="1795780"/>
+            <wp:effectExtent l="0" t="0" r="0" b="0"/>
+            <wp:docPr id="519682257" name="Picture 1"/>
+            <wp:cNvGraphicFramePr>
+              <a:graphicFrameLocks xmlns:a="http://schemas.openxmlformats.org/drawingml/2006/main" noChangeAspect="1"/>
+            </wp:cNvGraphicFramePr>
+            <a:graphic xmlns:a="http://schemas.openxmlformats.org/drawingml/2006/main">
+              <a:graphicData uri="http://schemas.openxmlformats.org/drawingml/2006/picture">
+                <pic:pic xmlns:pic="http://schemas.openxmlformats.org/drawingml/2006/picture">
+                  <pic:nvPicPr>
+                    <pic:cNvPr id="519682257" name=""/>
+                    <pic:cNvPicPr/>
+                  </pic:nvPicPr>
+                  <pic:blipFill>
+                    <a:blip r:embed="rId11"/>
+                    <a:stretch>
+                      <a:fillRect/>
+                    </a:stretch>
+                  </pic:blipFill>
+                  <pic:spPr>
+                    <a:xfrm>
+                      <a:off x="0" y="0"/>
+                      <a:ext cx="5943600" cy="1795780"/>
+                    </a:xfrm>
+                    <a:prstGeom prst="rect">
+                      <a:avLst/>
+                    </a:prstGeom>
+                  </pic:spPr>
+                </pic:pic>
+              </a:graphicData>
+            </a:graphic>
+          </wp:inline>
+        </w:drawing>
+      </w:r>
+    </w:p>
+    <w:p>
+      <w:pPr>
+        <w:pStyle w:val="paragraph"/>
+        <w:suppressAutoHyphens/>
+        <w:spacing w:before="0" w:beforeAutospacing="0" w:after="0" w:afterAutospacing="0"/>
         <w:contextualSpacing/>
         <w:rPr>
           <w:rStyle w:val="normaltextrun"/>
@@ -921,128 +974,6 @@
         <w:suppressAutoHyphens/>
         <w:spacing w:before="0" w:beforeAutospacing="0" w:after="0" w:afterAutospacing="0"/>
         <w:contextualSpacing/>
-        <w:jc w:val="center"/>
-        <w:rPr>
-          <w:rStyle w:val="normaltextrun"/>
-          <w:rFonts w:ascii="Calibri" w:hAnsi="Calibri" w:cs="Calibri"/>
-          <w:b/>
-          <w:bCs/>
-          <w:sz w:val="22"/>
-          <w:szCs w:val="22"/>
-        </w:rPr>
-      </w:pPr>
-      <w:r>
-        <w:rPr>
-          <w:rStyle w:val="normaltextrun"/>
-          <w:rFonts w:ascii="Calibri" w:hAnsi="Calibri" w:cs="Calibri"/>
-          <w:b/>
-          <w:bCs/>
-          <w:sz w:val="22"/>
-          <w:szCs w:val="22"/>
-        </w:rPr>
-        <w:t>[</w:t>
-      </w:r>
-      <w:r>
-        <w:rPr>
-          <w:rStyle w:val="normaltextrun"/>
-          <w:rFonts w:ascii="Calibri" w:hAnsi="Calibri" w:cs="Calibri"/>
-          <w:b/>
-          <w:bCs/>
-          <w:sz w:val="22"/>
-          <w:szCs w:val="22"/>
-        </w:rPr>
-        <w:t>P</w:t>
-      </w:r>
-      <w:r>
-        <w:rPr>
-          <w:rStyle w:val="normaltextrun"/>
-          <w:rFonts w:ascii="Calibri" w:hAnsi="Calibri" w:cs="Calibri"/>
-          <w:b/>
-          <w:bCs/>
-          <w:sz w:val="22"/>
-          <w:szCs w:val="22"/>
-        </w:rPr>
-        <w:t xml:space="preserve">aste </w:t>
-      </w:r>
-      <w:r>
-        <w:rPr>
-          <w:rStyle w:val="normaltextrun"/>
-          <w:rFonts w:ascii="Calibri" w:hAnsi="Calibri" w:cs="Calibri"/>
-          <w:b/>
-          <w:bCs/>
-          <w:sz w:val="22"/>
-          <w:szCs w:val="22"/>
-        </w:rPr>
-        <w:t xml:space="preserve">the </w:t>
-      </w:r>
-      <w:r>
-        <w:rPr>
-          <w:rStyle w:val="normaltextrun"/>
-          <w:rFonts w:ascii="Calibri" w:hAnsi="Calibri" w:cs="Calibri"/>
-          <w:b/>
-          <w:bCs/>
-          <w:sz w:val="22"/>
-          <w:szCs w:val="22"/>
-        </w:rPr>
-        <w:t>screenshot here</w:t>
-      </w:r>
-      <w:r>
-        <w:rPr>
-          <w:rStyle w:val="normaltextrun"/>
-          <w:rFonts w:ascii="Calibri" w:hAnsi="Calibri" w:cs="Calibri"/>
-          <w:b/>
-          <w:bCs/>
-          <w:sz w:val="22"/>
-          <w:szCs w:val="22"/>
-        </w:rPr>
-        <w:t xml:space="preserve"> of your </w:t>
-      </w:r>
-      <w:r>
-        <w:rPr>
-          <w:rStyle w:val="normaltextrun"/>
-          <w:rFonts w:ascii="Calibri" w:hAnsi="Calibri" w:cs="Calibri"/>
-          <w:b/>
-          <w:bCs/>
-          <w:sz w:val="22"/>
-          <w:szCs w:val="22"/>
-        </w:rPr>
-        <w:t>GitHub Pages home page</w:t>
-      </w:r>
-      <w:r>
-        <w:rPr>
-          <w:rStyle w:val="normaltextrun"/>
-          <w:rFonts w:ascii="Calibri" w:hAnsi="Calibri" w:cs="Calibri"/>
-          <w:b/>
-          <w:bCs/>
-          <w:sz w:val="22"/>
-          <w:szCs w:val="22"/>
-        </w:rPr>
-        <w:t>.</w:t>
-      </w:r>
-      <w:r>
-        <w:rPr>
-          <w:rStyle w:val="normaltextrun"/>
-          <w:rFonts w:ascii="Calibri" w:hAnsi="Calibri" w:cs="Calibri"/>
-          <w:b/>
-          <w:bCs/>
-          <w:sz w:val="22"/>
-          <w:szCs w:val="22"/>
-        </w:rPr>
-        <w:t>]</w:t>
-      </w:r>
-    </w:p>
-    <w:p>
-      <w:pPr>
-        <w:pStyle w:val="paragraph"/>
-        <w:suppressAutoHyphens/>
-        <w:spacing w:before="0" w:beforeAutospacing="0" w:after="0" w:afterAutospacing="0"/>
-        <w:contextualSpacing/>
-        <w:rPr>
-          <w:rStyle w:val="normaltextrun"/>
-          <w:rFonts w:ascii="Calibri" w:hAnsi="Calibri" w:cs="Calibri"/>
-          <w:sz w:val="22"/>
-          <w:szCs w:val="22"/>
-        </w:rPr>
       </w:pPr>
     </w:p>
     <w:p>
@@ -1801,6 +1732,7 @@
           <w:sz w:val="22"/>
           <w:szCs w:val="22"/>
         </w:rPr>
+        <w:lastRenderedPageBreak/>
         <w:t>CS 410: Reverse Software engineering  </w:t>
       </w:r>
     </w:p>
@@ -2006,89 +1938,264 @@
           <w:sz w:val="22"/>
           <w:szCs w:val="22"/>
         </w:rPr>
+        <w:t xml:space="preserve">For category 1 I intend on switching from C++ to Python. I will also be using </w:t>
+      </w:r>
+      <w:proofErr w:type="spellStart"/>
+      <w:r>
+        <w:rPr>
+          <w:rStyle w:val="scxw162086498"/>
+          <w:rFonts w:ascii="Calibri" w:hAnsi="Calibri" w:cs="Calibri"/>
+          <w:sz w:val="22"/>
+          <w:szCs w:val="22"/>
+        </w:rPr>
+        <w:t>Tkinter</w:t>
+      </w:r>
+      <w:proofErr w:type="spellEnd"/>
+      <w:r>
+        <w:rPr>
+          <w:rStyle w:val="scxw162086498"/>
+          <w:rFonts w:ascii="Calibri" w:hAnsi="Calibri" w:cs="Calibri"/>
+          <w:sz w:val="22"/>
+          <w:szCs w:val="22"/>
+        </w:rPr>
+        <w:t xml:space="preserve"> to go from a console application to a more user friendly GUI for searching the class list and viewing pre-requisites.</w:t>
+      </w:r>
+    </w:p>
+    <w:p>
+      <w:pPr>
+        <w:pStyle w:val="paragraph"/>
+        <w:suppressAutoHyphens/>
+        <w:spacing w:before="0" w:beforeAutospacing="0" w:after="0" w:afterAutospacing="0"/>
+        <w:ind w:left="1440"/>
+        <w:contextualSpacing/>
+        <w:textAlignment w:val="baseline"/>
+        <w:rPr>
+          <w:rStyle w:val="scxw162086498"/>
+          <w:rFonts w:ascii="Calibri" w:hAnsi="Calibri" w:cs="Calibri"/>
+          <w:sz w:val="22"/>
+          <w:szCs w:val="22"/>
+        </w:rPr>
+      </w:pPr>
+    </w:p>
+    <w:p>
+      <w:pPr>
+        <w:pStyle w:val="paragraph"/>
+        <w:suppressAutoHyphens/>
+        <w:spacing w:before="0" w:beforeAutospacing="0" w:after="0" w:afterAutospacing="0"/>
+        <w:ind w:left="1440"/>
+        <w:contextualSpacing/>
+        <w:textAlignment w:val="baseline"/>
+        <w:rPr>
+          <w:rStyle w:val="scxw162086498"/>
+          <w:rFonts w:ascii="Calibri" w:hAnsi="Calibri" w:cs="Calibri"/>
+          <w:sz w:val="22"/>
+          <w:szCs w:val="22"/>
+        </w:rPr>
+      </w:pPr>
+      <w:r>
+        <w:rPr>
+          <w:rStyle w:val="scxw162086498"/>
+          <w:rFonts w:ascii="Calibri" w:hAnsi="Calibri" w:cs="Calibri"/>
+          <w:sz w:val="22"/>
+          <w:szCs w:val="22"/>
+        </w:rPr>
+        <w:t>I want this enhancement to upon running the .exe file, to locate courses.csv, load it in and test that the data is viable using the same criteria we used in DSA.   All courses that have a pre-requisite must have that pre-requisite course exist before the course that requires it and the file must be properly formatted.</w:t>
+      </w:r>
+    </w:p>
+    <w:p>
+      <w:pPr>
+        <w:pStyle w:val="paragraph"/>
+        <w:suppressAutoHyphens/>
+        <w:spacing w:before="0" w:beforeAutospacing="0" w:after="0" w:afterAutospacing="0"/>
+        <w:ind w:left="1440"/>
+        <w:contextualSpacing/>
+        <w:textAlignment w:val="baseline"/>
+        <w:rPr>
+          <w:rStyle w:val="scxw162086498"/>
+          <w:rFonts w:ascii="Calibri" w:hAnsi="Calibri" w:cs="Calibri"/>
+          <w:sz w:val="22"/>
+          <w:szCs w:val="22"/>
+        </w:rPr>
+      </w:pPr>
+    </w:p>
+    <w:p>
+      <w:pPr>
+        <w:pStyle w:val="paragraph"/>
+        <w:suppressAutoHyphens/>
+        <w:spacing w:before="0" w:beforeAutospacing="0" w:after="0" w:afterAutospacing="0"/>
+        <w:ind w:left="1440"/>
+        <w:contextualSpacing/>
+        <w:textAlignment w:val="baseline"/>
+        <w:rPr>
+          <w:rStyle w:val="scxw162086498"/>
+          <w:rFonts w:ascii="Calibri" w:hAnsi="Calibri" w:cs="Calibri"/>
+          <w:sz w:val="22"/>
+          <w:szCs w:val="22"/>
+        </w:rPr>
+      </w:pPr>
+      <w:r>
+        <w:rPr>
+          <w:rStyle w:val="scxw162086498"/>
+          <w:rFonts w:ascii="Calibri" w:hAnsi="Calibri" w:cs="Calibri"/>
+          <w:sz w:val="22"/>
+          <w:szCs w:val="22"/>
+        </w:rPr>
+        <w:t xml:space="preserve">Upon loading the courses.csv file a GUI will open up either showing an error for an invalid file or </w:t>
+      </w:r>
+      <w:r>
+        <w:rPr>
+          <w:rStyle w:val="scxw162086498"/>
+          <w:rFonts w:ascii="Calibri" w:hAnsi="Calibri" w:cs="Calibri"/>
+          <w:sz w:val="22"/>
+          <w:szCs w:val="22"/>
+        </w:rPr>
+        <w:t xml:space="preserve">the listing of all courses.  It will include a text box to search for a specific course, a button to start the search, and a button to show all courses.  When you click on a course, that course will show in the bottom with any pre-requisite course ids.  A simple mockup of the </w:t>
+      </w:r>
+      <w:proofErr w:type="spellStart"/>
+      <w:r>
+        <w:rPr>
+          <w:rStyle w:val="scxw162086498"/>
+          <w:rFonts w:ascii="Calibri" w:hAnsi="Calibri" w:cs="Calibri"/>
+          <w:sz w:val="22"/>
+          <w:szCs w:val="22"/>
+        </w:rPr>
+        <w:t>gui</w:t>
+      </w:r>
+      <w:proofErr w:type="spellEnd"/>
+      <w:r>
+        <w:rPr>
+          <w:rStyle w:val="scxw162086498"/>
+          <w:rFonts w:ascii="Calibri" w:hAnsi="Calibri" w:cs="Calibri"/>
+          <w:sz w:val="22"/>
+          <w:szCs w:val="22"/>
+        </w:rPr>
+        <w:t xml:space="preserve"> is below.</w:t>
+      </w:r>
+    </w:p>
+    <w:p>
+      <w:pPr>
+        <w:pStyle w:val="paragraph"/>
+        <w:suppressAutoHyphens/>
+        <w:spacing w:before="0" w:beforeAutospacing="0" w:after="0" w:afterAutospacing="0"/>
+        <w:ind w:left="1440"/>
+        <w:contextualSpacing/>
+        <w:textAlignment w:val="baseline"/>
+        <w:rPr>
+          <w:rStyle w:val="scxw162086498"/>
+          <w:rFonts w:ascii="Calibri" w:hAnsi="Calibri" w:cs="Calibri"/>
+          <w:sz w:val="22"/>
+          <w:szCs w:val="22"/>
+        </w:rPr>
+      </w:pPr>
+    </w:p>
+    <w:p>
+      <w:pPr>
+        <w:pStyle w:val="paragraph"/>
+        <w:suppressAutoHyphens/>
+        <w:spacing w:before="0" w:beforeAutospacing="0" w:after="0" w:afterAutospacing="0"/>
+        <w:ind w:left="1440"/>
+        <w:contextualSpacing/>
+        <w:textAlignment w:val="baseline"/>
+        <w:rPr>
+          <w:rStyle w:val="scxw162086498"/>
+          <w:rFonts w:ascii="Calibri" w:hAnsi="Calibri" w:cs="Calibri"/>
+          <w:sz w:val="22"/>
+          <w:szCs w:val="22"/>
+        </w:rPr>
+      </w:pPr>
+      <w:r>
+        <w:rPr>
+          <w:rStyle w:val="scxw162086498"/>
+          <w:rFonts w:ascii="Calibri" w:hAnsi="Calibri" w:cs="Calibri"/>
+          <w:sz w:val="22"/>
+          <w:szCs w:val="22"/>
+        </w:rPr>
+        <w:drawing>
+          <wp:inline distT="0" distB="0" distL="0" distR="0" wp14:anchorId="340DADBD" wp14:editId="39E37C64">
+            <wp:extent cx="5943600" cy="3519805"/>
+            <wp:effectExtent l="0" t="0" r="0" b="4445"/>
+            <wp:docPr id="935935928" name="Picture 1"/>
+            <wp:cNvGraphicFramePr>
+              <a:graphicFrameLocks xmlns:a="http://schemas.openxmlformats.org/drawingml/2006/main" noChangeAspect="1"/>
+            </wp:cNvGraphicFramePr>
+            <a:graphic xmlns:a="http://schemas.openxmlformats.org/drawingml/2006/main">
+              <a:graphicData uri="http://schemas.openxmlformats.org/drawingml/2006/picture">
+                <pic:pic xmlns:pic="http://schemas.openxmlformats.org/drawingml/2006/picture">
+                  <pic:nvPicPr>
+                    <pic:cNvPr id="935935928" name=""/>
+                    <pic:cNvPicPr/>
+                  </pic:nvPicPr>
+                  <pic:blipFill>
+                    <a:blip r:embed="rId12"/>
+                    <a:stretch>
+                      <a:fillRect/>
+                    </a:stretch>
+                  </pic:blipFill>
+                  <pic:spPr>
+                    <a:xfrm>
+                      <a:off x="0" y="0"/>
+                      <a:ext cx="5943600" cy="3519805"/>
+                    </a:xfrm>
+                    <a:prstGeom prst="rect">
+                      <a:avLst/>
+                    </a:prstGeom>
+                  </pic:spPr>
+                </pic:pic>
+              </a:graphicData>
+            </a:graphic>
+          </wp:inline>
+        </w:drawing>
+      </w:r>
+    </w:p>
+    <w:p>
+      <w:pPr>
+        <w:pStyle w:val="paragraph"/>
+        <w:suppressAutoHyphens/>
+        <w:spacing w:before="0" w:beforeAutospacing="0" w:after="0" w:afterAutospacing="0"/>
+        <w:ind w:left="1440"/>
+        <w:contextualSpacing/>
+        <w:textAlignment w:val="baseline"/>
+        <w:rPr>
+          <w:rStyle w:val="scxw162086498"/>
+          <w:rFonts w:ascii="Calibri" w:hAnsi="Calibri" w:cs="Calibri"/>
+          <w:sz w:val="22"/>
+          <w:szCs w:val="22"/>
+        </w:rPr>
+      </w:pPr>
+    </w:p>
+    <w:p>
+      <w:pPr>
+        <w:pStyle w:val="paragraph"/>
+        <w:suppressAutoHyphens/>
+        <w:spacing w:before="0" w:beforeAutospacing="0" w:after="0" w:afterAutospacing="0"/>
+        <w:ind w:left="1440"/>
+        <w:contextualSpacing/>
+        <w:textAlignment w:val="baseline"/>
+        <w:rPr>
+          <w:rStyle w:val="normaltextrun"/>
+          <w:rFonts w:ascii="Calibri" w:hAnsi="Calibri" w:cs="Calibri"/>
+          <w:sz w:val="22"/>
+          <w:szCs w:val="22"/>
+        </w:rPr>
+      </w:pPr>
+      <w:r>
+        <w:rPr>
+          <w:rStyle w:val="normaltextrun"/>
+          <w:rFonts w:ascii="Calibri" w:hAnsi="Calibri" w:cs="Calibri"/>
+          <w:sz w:val="22"/>
+          <w:szCs w:val="22"/>
+        </w:rPr>
+        <w:t xml:space="preserve">For this category of enhancement, consider improving a piece of software, transferring a project into a different language, reverse engineering a piece of software for a different </w:t>
+      </w:r>
+      <w:r>
+        <w:rPr>
+          <w:rStyle w:val="normaltextrun"/>
+          <w:rFonts w:ascii="Calibri" w:hAnsi="Calibri" w:cs="Calibri"/>
+          <w:sz w:val="22"/>
+          <w:szCs w:val="22"/>
+        </w:rPr>
         <w:lastRenderedPageBreak/>
-        <w:t xml:space="preserve">For category 1 I intend on switching from C++ to Python. I will also be using </w:t>
-      </w:r>
-      <w:proofErr w:type="spellStart"/>
-      <w:r>
-        <w:rPr>
-          <w:rStyle w:val="scxw162086498"/>
-          <w:rFonts w:ascii="Calibri" w:hAnsi="Calibri" w:cs="Calibri"/>
-          <w:sz w:val="22"/>
-          <w:szCs w:val="22"/>
-        </w:rPr>
-        <w:t>Tkinter</w:t>
-      </w:r>
-      <w:proofErr w:type="spellEnd"/>
-      <w:r>
-        <w:rPr>
-          <w:rStyle w:val="scxw162086498"/>
-          <w:rFonts w:ascii="Calibri" w:hAnsi="Calibri" w:cs="Calibri"/>
-          <w:sz w:val="22"/>
-          <w:szCs w:val="22"/>
-        </w:rPr>
-        <w:t xml:space="preserve"> to go from a console application to a more </w:t>
-      </w:r>
-      <w:proofErr w:type="gramStart"/>
-      <w:r>
-        <w:rPr>
-          <w:rStyle w:val="scxw162086498"/>
-          <w:rFonts w:ascii="Calibri" w:hAnsi="Calibri" w:cs="Calibri"/>
-          <w:sz w:val="22"/>
-          <w:szCs w:val="22"/>
-        </w:rPr>
-        <w:t>user friendly</w:t>
-      </w:r>
-      <w:proofErr w:type="gramEnd"/>
-      <w:r>
-        <w:rPr>
-          <w:rStyle w:val="scxw162086498"/>
-          <w:rFonts w:ascii="Calibri" w:hAnsi="Calibri" w:cs="Calibri"/>
-          <w:sz w:val="22"/>
-          <w:szCs w:val="22"/>
-        </w:rPr>
-        <w:t xml:space="preserve"> GUI for searching the class list and viewing pre-requisites.</w:t>
-      </w:r>
-    </w:p>
-    <w:p>
-      <w:pPr>
-        <w:pStyle w:val="paragraph"/>
-        <w:suppressAutoHyphens/>
-        <w:spacing w:before="0" w:beforeAutospacing="0" w:after="0" w:afterAutospacing="0"/>
-        <w:ind w:left="1440"/>
-        <w:contextualSpacing/>
-        <w:textAlignment w:val="baseline"/>
-        <w:rPr>
-          <w:rStyle w:val="scxw162086498"/>
-          <w:rFonts w:ascii="Calibri" w:hAnsi="Calibri" w:cs="Calibri"/>
-          <w:sz w:val="22"/>
-          <w:szCs w:val="22"/>
-        </w:rPr>
-      </w:pPr>
-    </w:p>
-    <w:p>
-      <w:pPr>
-        <w:pStyle w:val="paragraph"/>
-        <w:suppressAutoHyphens/>
-        <w:spacing w:before="0" w:beforeAutospacing="0" w:after="0" w:afterAutospacing="0"/>
-        <w:ind w:left="1440"/>
-        <w:contextualSpacing/>
-        <w:textAlignment w:val="baseline"/>
-        <w:rPr>
-          <w:rStyle w:val="normaltextrun"/>
-          <w:rFonts w:ascii="Calibri" w:hAnsi="Calibri" w:cs="Calibri"/>
-          <w:sz w:val="22"/>
-          <w:szCs w:val="22"/>
-        </w:rPr>
-      </w:pPr>
-      <w:r>
-        <w:rPr>
-          <w:rStyle w:val="normaltextrun"/>
-          <w:rFonts w:ascii="Calibri" w:hAnsi="Calibri" w:cs="Calibri"/>
-          <w:sz w:val="22"/>
-          <w:szCs w:val="22"/>
-        </w:rPr>
-        <w:t>For this category of enhancement, consider improving a piece of software, transferring a project into a different language, reverse engineering a piece of software for a different operating system, or expanding a project’s complexity. These are just recommendations</w:t>
+        <w:t>operating system, or expanding a project’s complexity. These are just recommendations</w:t>
       </w:r>
       <w:r>
         <w:rPr>
@@ -2399,25 +2506,7 @@
           <w:b/>
           <w:bCs/>
         </w:rPr>
-        <w:t xml:space="preserve">I want to show competency in multiple different </w:t>
-      </w:r>
-      <w:proofErr w:type="gramStart"/>
-      <w:r>
-        <w:rPr>
-          <w:rFonts w:ascii="Calibri" w:hAnsi="Calibri" w:cs="Calibri"/>
-          <w:b/>
-          <w:bCs/>
-        </w:rPr>
-        <w:t>languages,</w:t>
-      </w:r>
-      <w:proofErr w:type="gramEnd"/>
-      <w:r>
-        <w:rPr>
-          <w:rFonts w:ascii="Calibri" w:hAnsi="Calibri" w:cs="Calibri"/>
-          <w:b/>
-          <w:bCs/>
-        </w:rPr>
-        <w:t xml:space="preserve"> the C++ I originally coded the artifact in and Python.</w:t>
+        <w:t>I want to show competency in multiple different languages, the C++ I originally coded the artifact in and Python.</w:t>
       </w:r>
     </w:p>
     <w:p>
@@ -2451,25 +2540,7 @@
           <w:b/>
           <w:bCs/>
         </w:rPr>
-        <w:t xml:space="preserve">As I’m </w:t>
-      </w:r>
-      <w:proofErr w:type="gramStart"/>
-      <w:r>
-        <w:rPr>
-          <w:rFonts w:ascii="Calibri" w:hAnsi="Calibri" w:cs="Calibri"/>
-          <w:b/>
-          <w:bCs/>
-        </w:rPr>
-        <w:t>coding</w:t>
-      </w:r>
-      <w:proofErr w:type="gramEnd"/>
-      <w:r>
-        <w:rPr>
-          <w:rFonts w:ascii="Calibri" w:hAnsi="Calibri" w:cs="Calibri"/>
-          <w:b/>
-          <w:bCs/>
-        </w:rPr>
-        <w:t xml:space="preserve"> I will be using proper coding techniques such as comments to ensure that my code is easier to understand.  </w:t>
+        <w:t xml:space="preserve">As I’m coding I will be using proper coding techniques such as comments to ensure that my code is easier to understand.  </w:t>
       </w:r>
     </w:p>
     <w:p>
@@ -2503,25 +2574,7 @@
           <w:b/>
           <w:bCs/>
         </w:rPr>
-        <w:t xml:space="preserve">I also Want to show that I can design a good user interface by taking the application from a </w:t>
-      </w:r>
-      <w:proofErr w:type="gramStart"/>
-      <w:r>
-        <w:rPr>
-          <w:rFonts w:ascii="Calibri" w:hAnsi="Calibri" w:cs="Calibri"/>
-          <w:b/>
-          <w:bCs/>
-        </w:rPr>
-        <w:t>console based</w:t>
-      </w:r>
-      <w:proofErr w:type="gramEnd"/>
-      <w:r>
-        <w:rPr>
-          <w:rFonts w:ascii="Calibri" w:hAnsi="Calibri" w:cs="Calibri"/>
-          <w:b/>
-          <w:bCs/>
-        </w:rPr>
-        <w:t xml:space="preserve"> app to a more interactive GUI that will be more user friendly.’</w:t>
+        <w:t>I also Want to show that I can design a good user interface by taking the application from a console based app to a more interactive GUI that will be more user friendly.’</w:t>
       </w:r>
     </w:p>
     <w:p>
@@ -2799,6 +2852,7 @@
           <w:sz w:val="22"/>
           <w:szCs w:val="22"/>
         </w:rPr>
+        <w:lastRenderedPageBreak/>
         <w:t>Employ strategies for building collaborative environments that enable diverse audiences to support organizational decision-making in the field of computer science. </w:t>
       </w:r>
       <w:r>
@@ -3300,25 +3354,68 @@
           <w:b/>
           <w:bCs/>
         </w:rPr>
-        <w:t xml:space="preserve">For this category I will be switching from Vectors to hash tables and examining the difference in runtime complexity.  I will be looking at how long a complex search takes run both by vector and has tables </w:t>
-      </w:r>
-      <w:proofErr w:type="gramStart"/>
-      <w:r>
-        <w:rPr>
-          <w:rFonts w:ascii="Calibri" w:hAnsi="Calibri" w:cs="Calibri"/>
-          <w:b/>
-          <w:bCs/>
-        </w:rPr>
-        <w:t>and also</w:t>
-      </w:r>
-      <w:proofErr w:type="gramEnd"/>
-      <w:r>
-        <w:rPr>
-          <w:rFonts w:ascii="Calibri" w:hAnsi="Calibri" w:cs="Calibri"/>
-          <w:b/>
-          <w:bCs/>
-        </w:rPr>
-        <w:t xml:space="preserve"> looking at it on the more technical side with Big O notation.  This will set me up well for my category 3 enhancement as well. </w:t>
+        <w:t>For this category I will be switching from Vectors to hash tables and examining the difference in runtime complexity.  I will be looking at how long a complex search takes run both by vector and has tables and also looking at it on the more technical side with Big O notation.  This will set me up well for my category 3 enhancement as well.</w:t>
+      </w:r>
+    </w:p>
+    <w:p>
+      <w:pPr>
+        <w:pStyle w:val="NoSpacing"/>
+        <w:suppressAutoHyphens/>
+        <w:contextualSpacing/>
+        <w:textAlignment w:val="baseline"/>
+        <w:rPr>
+          <w:rFonts w:ascii="Calibri" w:hAnsi="Calibri" w:cs="Calibri"/>
+          <w:b/>
+          <w:bCs/>
+        </w:rPr>
+      </w:pPr>
+    </w:p>
+    <w:p>
+      <w:pPr>
+        <w:pStyle w:val="NoSpacing"/>
+        <w:suppressAutoHyphens/>
+        <w:contextualSpacing/>
+        <w:textAlignment w:val="baseline"/>
+        <w:rPr>
+          <w:rFonts w:ascii="Calibri" w:hAnsi="Calibri" w:cs="Calibri"/>
+          <w:b/>
+          <w:bCs/>
+        </w:rPr>
+      </w:pPr>
+      <w:r>
+        <w:rPr>
+          <w:rFonts w:ascii="Calibri" w:hAnsi="Calibri" w:cs="Calibri"/>
+          <w:b/>
+          <w:bCs/>
+        </w:rPr>
+        <w:tab/>
+      </w:r>
+      <w:r>
+        <w:rPr>
+          <w:rFonts w:ascii="Calibri" w:hAnsi="Calibri" w:cs="Calibri"/>
+          <w:b/>
+          <w:bCs/>
+        </w:rPr>
+        <w:tab/>
+        <w:t xml:space="preserve">Overall the </w:t>
+      </w:r>
+      <w:proofErr w:type="spellStart"/>
+      <w:r>
+        <w:rPr>
+          <w:rFonts w:ascii="Calibri" w:hAnsi="Calibri" w:cs="Calibri"/>
+          <w:b/>
+          <w:bCs/>
+        </w:rPr>
+        <w:t>psudeo</w:t>
+      </w:r>
+      <w:proofErr w:type="spellEnd"/>
+      <w:r>
+        <w:rPr>
+          <w:rFonts w:ascii="Calibri" w:hAnsi="Calibri" w:cs="Calibri"/>
+          <w:b/>
+          <w:bCs/>
+        </w:rPr>
+        <w:t>-code for this will be similar to the already existing pseudo code of the vector format.  Just designed for hashes instead.</w:t>
       </w:r>
       <w:r>
         <w:rPr>
@@ -3328,6 +3425,14 @@
         </w:rPr>
         <w:t xml:space="preserve"> </w:t>
       </w:r>
+      <w:r>
+        <w:rPr>
+          <w:rFonts w:ascii="Calibri" w:hAnsi="Calibri" w:cs="Calibri"/>
+          <w:b/>
+          <w:bCs/>
+        </w:rPr>
+        <w:t xml:space="preserve"> </w:t>
+      </w:r>
     </w:p>
     <w:p>
       <w:pPr>
@@ -3421,30 +3526,30 @@
           <w:sz w:val="22"/>
           <w:szCs w:val="22"/>
         </w:rPr>
+        <w:t xml:space="preserve"> </w:t>
+      </w:r>
+    </w:p>
+    <w:p>
+      <w:pPr>
+        <w:pStyle w:val="paragraph"/>
+        <w:suppressAutoHyphens/>
+        <w:spacing w:before="0" w:beforeAutospacing="0" w:after="0" w:afterAutospacing="0"/>
+        <w:ind w:left="1440"/>
+        <w:contextualSpacing/>
+        <w:textAlignment w:val="baseline"/>
+        <w:rPr>
+          <w:rFonts w:ascii="Calibri" w:hAnsi="Calibri" w:cs="Calibri"/>
+          <w:sz w:val="22"/>
+          <w:szCs w:val="22"/>
+        </w:rPr>
+      </w:pPr>
+      <w:r>
+        <w:rPr>
+          <w:rFonts w:ascii="Calibri" w:hAnsi="Calibri" w:cs="Calibri"/>
+          <w:sz w:val="22"/>
+          <w:szCs w:val="22"/>
+        </w:rPr>
         <w:lastRenderedPageBreak/>
-        <w:t xml:space="preserve"> </w:t>
-      </w:r>
-    </w:p>
-    <w:p>
-      <w:pPr>
-        <w:pStyle w:val="paragraph"/>
-        <w:suppressAutoHyphens/>
-        <w:spacing w:before="0" w:beforeAutospacing="0" w:after="0" w:afterAutospacing="0"/>
-        <w:ind w:left="1440"/>
-        <w:contextualSpacing/>
-        <w:textAlignment w:val="baseline"/>
-        <w:rPr>
-          <w:rFonts w:ascii="Calibri" w:hAnsi="Calibri" w:cs="Calibri"/>
-          <w:sz w:val="22"/>
-          <w:szCs w:val="22"/>
-        </w:rPr>
-      </w:pPr>
-      <w:r>
-        <w:rPr>
-          <w:rFonts w:ascii="Calibri" w:hAnsi="Calibri" w:cs="Calibri"/>
-          <w:sz w:val="22"/>
-          <w:szCs w:val="22"/>
-        </w:rPr>
         <w:t xml:space="preserve">Think about what additions to include to complete the enhancement criteria in this category. Since one example option is to port to a new language, that is the kind of scale that is expected. Perhaps you might increase the efficiency and time complexity of an algorithm in an application and detail the logic of the increased time complexity. Remember, you do not need to port to a new language but instead have an equivalent scale of enhancement. Underlying expectations of any enhancement include fixing errors, debugging, and cleaning up comments, but these are not enhancements themselves.  </w:t>
       </w:r>
     </w:p>
@@ -4076,7 +4181,6 @@
           <w:sz w:val="22"/>
           <w:szCs w:val="22"/>
         </w:rPr>
-        <w:lastRenderedPageBreak/>
         <w:t>Describe</w:t>
       </w:r>
       <w:r>
@@ -4209,61 +4313,7 @@
           <w:sz w:val="22"/>
           <w:szCs w:val="22"/>
         </w:rPr>
-        <w:t xml:space="preserve">I will also be enhancing the artifact to add additional information to courses so that courses can have classes which can have instructors assigned to them and students registered for them.  A course might have 0 </w:t>
-      </w:r>
-      <w:proofErr w:type="gramStart"/>
-      <w:r>
-        <w:rPr>
-          <w:rFonts w:ascii="Calibri" w:hAnsi="Calibri" w:cs="Calibri"/>
-          <w:sz w:val="22"/>
-          <w:szCs w:val="22"/>
-        </w:rPr>
-        <w:t>to</w:t>
-      </w:r>
-      <w:proofErr w:type="gramEnd"/>
-      <w:r>
-        <w:rPr>
-          <w:rFonts w:ascii="Calibri" w:hAnsi="Calibri" w:cs="Calibri"/>
-          <w:sz w:val="22"/>
-          <w:szCs w:val="22"/>
-        </w:rPr>
-        <w:t xml:space="preserve"> many classes which each have an instructor in charge </w:t>
-      </w:r>
-      <w:proofErr w:type="gramStart"/>
-      <w:r>
-        <w:rPr>
-          <w:rFonts w:ascii="Calibri" w:hAnsi="Calibri" w:cs="Calibri"/>
-          <w:sz w:val="22"/>
-          <w:szCs w:val="22"/>
-        </w:rPr>
-        <w:t>of it</w:t>
-      </w:r>
-      <w:proofErr w:type="gramEnd"/>
-      <w:r>
-        <w:rPr>
-          <w:rFonts w:ascii="Calibri" w:hAnsi="Calibri" w:cs="Calibri"/>
-          <w:sz w:val="22"/>
-          <w:szCs w:val="22"/>
-        </w:rPr>
-        <w:t xml:space="preserve"> and 0 </w:t>
-      </w:r>
-      <w:proofErr w:type="gramStart"/>
-      <w:r>
-        <w:rPr>
-          <w:rFonts w:ascii="Calibri" w:hAnsi="Calibri" w:cs="Calibri"/>
-          <w:sz w:val="22"/>
-          <w:szCs w:val="22"/>
-        </w:rPr>
-        <w:t>to</w:t>
-      </w:r>
-      <w:proofErr w:type="gramEnd"/>
-      <w:r>
-        <w:rPr>
-          <w:rFonts w:ascii="Calibri" w:hAnsi="Calibri" w:cs="Calibri"/>
-          <w:sz w:val="22"/>
-          <w:szCs w:val="22"/>
-        </w:rPr>
-        <w:t xml:space="preserve"> many students assigned to it.</w:t>
+        <w:t>I will also be enhancing the artifact to add additional information to courses so that courses can have classes which can have instructors assigned to them and students registered for them.  A course might have 0 to many classes which each have an instructor in charge of it and 0 to many students assigned to it.</w:t>
       </w:r>
     </w:p>
     <w:p>
@@ -4301,43 +4351,258 @@
           <w:sz w:val="22"/>
           <w:szCs w:val="22"/>
         </w:rPr>
-        <w:t xml:space="preserve">This portion of the code will also be vulnerable to attacks such as SQL </w:t>
-      </w:r>
-      <w:proofErr w:type="gramStart"/>
-      <w:r>
-        <w:rPr>
-          <w:rFonts w:ascii="Calibri" w:hAnsi="Calibri" w:cs="Calibri"/>
-          <w:sz w:val="22"/>
-          <w:szCs w:val="22"/>
-        </w:rPr>
-        <w:t>injection</w:t>
-      </w:r>
-      <w:proofErr w:type="gramEnd"/>
-      <w:r>
-        <w:rPr>
-          <w:rFonts w:ascii="Calibri" w:hAnsi="Calibri" w:cs="Calibri"/>
-          <w:sz w:val="22"/>
-          <w:szCs w:val="22"/>
-        </w:rPr>
-        <w:t xml:space="preserve">.  </w:t>
-      </w:r>
-      <w:proofErr w:type="gramStart"/>
-      <w:r>
-        <w:rPr>
-          <w:rFonts w:ascii="Calibri" w:hAnsi="Calibri" w:cs="Calibri"/>
-          <w:sz w:val="22"/>
-          <w:szCs w:val="22"/>
-        </w:rPr>
-        <w:t>So</w:t>
-      </w:r>
-      <w:proofErr w:type="gramEnd"/>
-      <w:r>
-        <w:rPr>
-          <w:rFonts w:ascii="Calibri" w:hAnsi="Calibri" w:cs="Calibri"/>
-          <w:sz w:val="22"/>
-          <w:szCs w:val="22"/>
-        </w:rPr>
-        <w:t xml:space="preserve"> I will be more focused on a security vulnerability mindset.</w:t>
+        <w:t>This portion of the code will also be vulnerable to attacks such as SQL injection.  So I will be more focused on a security vulnerability mindset.</w:t>
+      </w:r>
+    </w:p>
+    <w:p>
+      <w:pPr>
+        <w:pStyle w:val="paragraph"/>
+        <w:suppressAutoHyphens/>
+        <w:spacing w:before="0" w:beforeAutospacing="0" w:after="0" w:afterAutospacing="0"/>
+        <w:ind w:left="1440"/>
+        <w:contextualSpacing/>
+        <w:textAlignment w:val="baseline"/>
+        <w:rPr>
+          <w:rFonts w:ascii="Calibri" w:hAnsi="Calibri" w:cs="Calibri"/>
+          <w:sz w:val="22"/>
+          <w:szCs w:val="22"/>
+        </w:rPr>
+      </w:pPr>
+    </w:p>
+    <w:p>
+      <w:pPr>
+        <w:pStyle w:val="paragraph"/>
+        <w:suppressAutoHyphens/>
+        <w:spacing w:before="0" w:beforeAutospacing="0" w:after="0" w:afterAutospacing="0"/>
+        <w:ind w:left="1440"/>
+        <w:contextualSpacing/>
+        <w:textAlignment w:val="baseline"/>
+        <w:rPr>
+          <w:rFonts w:ascii="Calibri" w:hAnsi="Calibri" w:cs="Calibri"/>
+          <w:sz w:val="22"/>
+          <w:szCs w:val="22"/>
+        </w:rPr>
+      </w:pPr>
+      <w:r>
+        <w:rPr>
+          <w:rFonts w:ascii="Calibri" w:hAnsi="Calibri" w:cs="Calibri"/>
+          <w:sz w:val="22"/>
+          <w:szCs w:val="22"/>
+        </w:rPr>
+        <w:t>I plan on having multiple tables in a single database.  The course table, a collection of all courses, including their department code, and description.</w:t>
+      </w:r>
+    </w:p>
+    <w:p>
+      <w:pPr>
+        <w:pStyle w:val="paragraph"/>
+        <w:suppressAutoHyphens/>
+        <w:spacing w:before="0" w:beforeAutospacing="0" w:after="0" w:afterAutospacing="0"/>
+        <w:ind w:left="1440"/>
+        <w:contextualSpacing/>
+        <w:textAlignment w:val="baseline"/>
+        <w:rPr>
+          <w:rFonts w:ascii="Calibri" w:hAnsi="Calibri" w:cs="Calibri"/>
+          <w:sz w:val="22"/>
+          <w:szCs w:val="22"/>
+        </w:rPr>
+      </w:pPr>
+    </w:p>
+    <w:p>
+      <w:pPr>
+        <w:pStyle w:val="paragraph"/>
+        <w:suppressAutoHyphens/>
+        <w:spacing w:before="0" w:beforeAutospacing="0" w:after="0" w:afterAutospacing="0"/>
+        <w:ind w:left="1440"/>
+        <w:contextualSpacing/>
+        <w:textAlignment w:val="baseline"/>
+        <w:rPr>
+          <w:rFonts w:ascii="Calibri" w:hAnsi="Calibri" w:cs="Calibri"/>
+          <w:sz w:val="22"/>
+          <w:szCs w:val="22"/>
+        </w:rPr>
+      </w:pPr>
+      <w:r>
+        <w:rPr>
+          <w:rFonts w:ascii="Calibri" w:hAnsi="Calibri" w:cs="Calibri"/>
+          <w:sz w:val="22"/>
+          <w:szCs w:val="22"/>
+        </w:rPr>
+        <w:t>The pre-requisites table.  The course id and the pre-req course id in each row.</w:t>
+      </w:r>
+    </w:p>
+    <w:p>
+      <w:pPr>
+        <w:pStyle w:val="paragraph"/>
+        <w:suppressAutoHyphens/>
+        <w:spacing w:before="0" w:beforeAutospacing="0" w:after="0" w:afterAutospacing="0"/>
+        <w:ind w:left="1440"/>
+        <w:contextualSpacing/>
+        <w:textAlignment w:val="baseline"/>
+        <w:rPr>
+          <w:rFonts w:ascii="Calibri" w:hAnsi="Calibri" w:cs="Calibri"/>
+          <w:sz w:val="22"/>
+          <w:szCs w:val="22"/>
+        </w:rPr>
+      </w:pPr>
+    </w:p>
+    <w:p>
+      <w:pPr>
+        <w:pStyle w:val="paragraph"/>
+        <w:suppressAutoHyphens/>
+        <w:spacing w:before="0" w:beforeAutospacing="0" w:after="0" w:afterAutospacing="0"/>
+        <w:ind w:left="1440"/>
+        <w:contextualSpacing/>
+        <w:textAlignment w:val="baseline"/>
+        <w:rPr>
+          <w:rFonts w:ascii="Calibri" w:hAnsi="Calibri" w:cs="Calibri"/>
+          <w:sz w:val="22"/>
+          <w:szCs w:val="22"/>
+        </w:rPr>
+      </w:pPr>
+      <w:r>
+        <w:rPr>
+          <w:rFonts w:ascii="Calibri" w:hAnsi="Calibri" w:cs="Calibri"/>
+          <w:sz w:val="22"/>
+          <w:szCs w:val="22"/>
+        </w:rPr>
+        <w:t>The department table, a table of department codes and their department name.</w:t>
+      </w:r>
+    </w:p>
+    <w:p>
+      <w:pPr>
+        <w:pStyle w:val="paragraph"/>
+        <w:suppressAutoHyphens/>
+        <w:spacing w:before="0" w:beforeAutospacing="0" w:after="0" w:afterAutospacing="0"/>
+        <w:ind w:left="1440"/>
+        <w:contextualSpacing/>
+        <w:textAlignment w:val="baseline"/>
+        <w:rPr>
+          <w:rFonts w:ascii="Calibri" w:hAnsi="Calibri" w:cs="Calibri"/>
+          <w:sz w:val="22"/>
+          <w:szCs w:val="22"/>
+        </w:rPr>
+      </w:pPr>
+    </w:p>
+    <w:p>
+      <w:pPr>
+        <w:pStyle w:val="paragraph"/>
+        <w:suppressAutoHyphens/>
+        <w:spacing w:before="0" w:beforeAutospacing="0" w:after="0" w:afterAutospacing="0"/>
+        <w:ind w:left="1440"/>
+        <w:contextualSpacing/>
+        <w:textAlignment w:val="baseline"/>
+        <w:rPr>
+          <w:rFonts w:ascii="Calibri" w:hAnsi="Calibri" w:cs="Calibri"/>
+          <w:sz w:val="22"/>
+          <w:szCs w:val="22"/>
+        </w:rPr>
+      </w:pPr>
+      <w:r>
+        <w:rPr>
+          <w:rFonts w:ascii="Calibri" w:hAnsi="Calibri" w:cs="Calibri"/>
+          <w:sz w:val="22"/>
+          <w:szCs w:val="22"/>
+        </w:rPr>
+        <w:t>The student table, a table of students with student id, first name, middle name, last name, courses signed up for currently.</w:t>
+      </w:r>
+    </w:p>
+    <w:p>
+      <w:pPr>
+        <w:pStyle w:val="paragraph"/>
+        <w:suppressAutoHyphens/>
+        <w:spacing w:before="0" w:beforeAutospacing="0" w:after="0" w:afterAutospacing="0"/>
+        <w:ind w:left="1440"/>
+        <w:contextualSpacing/>
+        <w:textAlignment w:val="baseline"/>
+        <w:rPr>
+          <w:rFonts w:ascii="Calibri" w:hAnsi="Calibri" w:cs="Calibri"/>
+          <w:sz w:val="22"/>
+          <w:szCs w:val="22"/>
+        </w:rPr>
+      </w:pPr>
+    </w:p>
+    <w:p>
+      <w:pPr>
+        <w:pStyle w:val="paragraph"/>
+        <w:suppressAutoHyphens/>
+        <w:spacing w:before="0" w:beforeAutospacing="0" w:after="0" w:afterAutospacing="0"/>
+        <w:ind w:left="1440"/>
+        <w:contextualSpacing/>
+        <w:textAlignment w:val="baseline"/>
+        <w:rPr>
+          <w:rFonts w:ascii="Calibri" w:hAnsi="Calibri" w:cs="Calibri"/>
+          <w:sz w:val="22"/>
+          <w:szCs w:val="22"/>
+        </w:rPr>
+      </w:pPr>
+      <w:r>
+        <w:rPr>
+          <w:rFonts w:ascii="Calibri" w:hAnsi="Calibri" w:cs="Calibri"/>
+          <w:sz w:val="22"/>
+          <w:szCs w:val="22"/>
+        </w:rPr>
+        <w:t>The instructor table.  Instructor id, name, highest degree.</w:t>
+      </w:r>
+    </w:p>
+    <w:p>
+      <w:pPr>
+        <w:pStyle w:val="paragraph"/>
+        <w:suppressAutoHyphens/>
+        <w:spacing w:before="0" w:beforeAutospacing="0" w:after="0" w:afterAutospacing="0"/>
+        <w:ind w:left="1440"/>
+        <w:contextualSpacing/>
+        <w:textAlignment w:val="baseline"/>
+        <w:rPr>
+          <w:rFonts w:ascii="Calibri" w:hAnsi="Calibri" w:cs="Calibri"/>
+          <w:sz w:val="22"/>
+          <w:szCs w:val="22"/>
+        </w:rPr>
+      </w:pPr>
+    </w:p>
+    <w:p>
+      <w:pPr>
+        <w:pStyle w:val="paragraph"/>
+        <w:suppressAutoHyphens/>
+        <w:spacing w:before="0" w:beforeAutospacing="0" w:after="0" w:afterAutospacing="0"/>
+        <w:ind w:left="1440"/>
+        <w:contextualSpacing/>
+        <w:textAlignment w:val="baseline"/>
+        <w:rPr>
+          <w:rFonts w:ascii="Calibri" w:hAnsi="Calibri" w:cs="Calibri"/>
+          <w:sz w:val="22"/>
+          <w:szCs w:val="22"/>
+        </w:rPr>
+      </w:pPr>
+      <w:r>
+        <w:rPr>
+          <w:rFonts w:ascii="Calibri" w:hAnsi="Calibri" w:cs="Calibri"/>
+          <w:sz w:val="22"/>
+          <w:szCs w:val="22"/>
+        </w:rPr>
+        <w:t>The class table.  Class Id, course id, instructor id.</w:t>
+      </w:r>
+    </w:p>
+    <w:p>
+      <w:pPr>
+        <w:pStyle w:val="paragraph"/>
+        <w:suppressAutoHyphens/>
+        <w:spacing w:before="0" w:beforeAutospacing="0" w:after="0" w:afterAutospacing="0"/>
+        <w:ind w:left="1440"/>
+        <w:contextualSpacing/>
+        <w:textAlignment w:val="baseline"/>
+        <w:rPr>
+          <w:rFonts w:ascii="Calibri" w:hAnsi="Calibri" w:cs="Calibri"/>
+          <w:sz w:val="22"/>
+          <w:szCs w:val="22"/>
+        </w:rPr>
+      </w:pPr>
+      <w:r>
+        <w:rPr>
+          <w:rFonts w:ascii="Calibri" w:hAnsi="Calibri" w:cs="Calibri"/>
+          <w:sz w:val="22"/>
+          <w:szCs w:val="22"/>
+        </w:rPr>
+        <w:t>Now that I have the Gui already built I’d like to expand it to add to and remove courses, departments, classes, instructors, students, and pre-requisites from the database with valid error checking.</w:t>
       </w:r>
     </w:p>
     <w:p>
@@ -4492,6 +4757,7 @@
           <w:sz w:val="22"/>
           <w:szCs w:val="22"/>
         </w:rPr>
+        <w:lastRenderedPageBreak/>
         <w:t xml:space="preserve">Explain how the planned enhancement will </w:t>
       </w:r>
       <w:r>
@@ -4754,7 +5020,6 @@
           <w:b/>
           <w:bCs/>
         </w:rPr>
-        <w:lastRenderedPageBreak/>
         <w:t>These enhancements will Demonstrate an ability to use well-founded and innovative techniques, skills, tools in computing practices for the purpose of implementing computer solutions that deliver value and accomplish industry-specific goals.</w:t>
       </w:r>
     </w:p>
@@ -5069,23 +5334,25 @@
           <w:b/>
           <w:bCs/>
         </w:rPr>
-        <w:t>[</w:t>
-      </w:r>
-      <w:r>
-        <w:rPr>
-          <w:rFonts w:ascii="Calibri" w:hAnsi="Calibri" w:cs="Calibri"/>
-          <w:b/>
-          <w:bCs/>
-        </w:rPr>
-        <w:t>Insert your answer here.</w:t>
-      </w:r>
-      <w:r>
-        <w:rPr>
-          <w:rFonts w:ascii="Calibri" w:hAnsi="Calibri" w:cs="Calibri"/>
-          <w:b/>
-          <w:bCs/>
-        </w:rPr>
-        <w:t>]</w:t>
+        <w:t xml:space="preserve">When I conduct my code review I want to be able to point out flaws and points where the code could be improved.  I also want to say where I found the code to be rather good.  I want to show that I can deliver professional-quality oral and visual communications </w:t>
+      </w:r>
+      <w:proofErr w:type="spellStart"/>
+      <w:r>
+        <w:rPr>
+          <w:rFonts w:ascii="Calibri" w:hAnsi="Calibri" w:cs="Calibri"/>
+          <w:b/>
+          <w:bCs/>
+        </w:rPr>
+        <w:t>ontop</w:t>
+      </w:r>
+      <w:proofErr w:type="spellEnd"/>
+      <w:r>
+        <w:rPr>
+          <w:rFonts w:ascii="Calibri" w:hAnsi="Calibri" w:cs="Calibri"/>
+          <w:b/>
+          <w:bCs/>
+        </w:rPr>
+        <w:t xml:space="preserve"> of this written communication and the written communication for the journal.  I want to point out the value of proper commenting and readable code as this is code I haven’t really looked at for over 2 years.  It will also show the quality of my code reviews when working with others as part of a team and meet outcome 1.</w:t>
       </w:r>
     </w:p>
     <w:p>
@@ -5182,23 +5449,15 @@
           <w:b/>
           <w:bCs/>
         </w:rPr>
-        <w:t>[</w:t>
-      </w:r>
-      <w:r>
-        <w:rPr>
-          <w:rFonts w:ascii="Calibri" w:hAnsi="Calibri" w:cs="Calibri"/>
-          <w:b/>
-          <w:bCs/>
-        </w:rPr>
-        <w:t>Insert your answer here.</w:t>
-      </w:r>
-      <w:r>
-        <w:rPr>
-          <w:rFonts w:ascii="Calibri" w:hAnsi="Calibri" w:cs="Calibri"/>
-          <w:b/>
-          <w:bCs/>
-        </w:rPr>
-        <w:t>]</w:t>
+        <w:t>The narratives show that I can look at my artifacts, determine what can be enhanced, and come up with a plan to enhance it.  I have to justify my work using written communication.  I</w:t>
+      </w:r>
+      <w:r>
+        <w:rPr>
+          <w:rFonts w:ascii="Calibri" w:hAnsi="Calibri" w:cs="Calibri"/>
+          <w:b/>
+          <w:bCs/>
+        </w:rPr>
+        <w:t>t will help with outcome 2 and 3.</w:t>
       </w:r>
     </w:p>
     <w:p>
@@ -5304,27 +5563,11 @@
           <w:b/>
           <w:bCs/>
         </w:rPr>
-        <w:t>[</w:t>
-      </w:r>
-      <w:r>
-        <w:rPr>
-          <w:rFonts w:ascii="Calibri" w:hAnsi="Calibri" w:cs="Calibri"/>
-          <w:b/>
-          <w:bCs/>
-        </w:rPr>
-        <w:t>Insert your answer here.</w:t>
-      </w:r>
-      <w:r>
-        <w:rPr>
-          <w:rFonts w:ascii="Calibri" w:hAnsi="Calibri" w:cs="Calibri"/>
-          <w:b/>
-          <w:bCs/>
-        </w:rPr>
-        <w:t>]</w:t>
+        <w:t xml:space="preserve">In the professional self-assessment I plan on demonstrating my ability to communicate why an employer should consider.  It will show off all of my accomplishments and skills both in this final project and from college and my normal life.  This will help show my written communication skills and that I can work with others to support all of the outcomes.  </w:t>
       </w:r>
     </w:p>
     <w:sectPr>
-      <w:headerReference w:type="default" r:id="rId11"/>
+      <w:headerReference w:type="default" r:id="rId13"/>
       <w:pgSz w:w="12240" w:h="15840"/>
       <w:pgMar w:top="1440" w:right="1440" w:bottom="1440" w:left="1440" w:header="720" w:footer="720" w:gutter="0"/>
       <w:cols w:space="720"/>
